--- a/docassemble/ApplicationForNameChange/data/templates/proposed_name_change_order.docx
+++ b/docassemble/ApplicationForNameChange/data/templates/proposed_name_change_order.docx
@@ -2,6 +2,11 @@
 <file path=word/document.xml><?xml version="1.0" encoding="utf-8"?>
 <w:document xmlns:wpc="http://schemas.microsoft.com/office/word/2010/wordprocessingCanvas" xmlns:mc="http://schemas.openxmlformats.org/markup-compatibility/2006" xmlns:o="urn:schemas-microsoft-com:office:office" xmlns:r="http://schemas.openxmlformats.org/officeDocument/2006/relationships" xmlns:m="http://schemas.openxmlformats.org/officeDocument/2006/math" xmlns:v="urn:schemas-microsoft-com:vml" xmlns:wp14="http://schemas.microsoft.com/office/word/2010/wordprocessingDrawing" xmlns:wp="http://schemas.openxmlformats.org/drawingml/2006/wordprocessingDrawing" xmlns:w10="urn:schemas-microsoft-com:office:word" xmlns:w="http://schemas.openxmlformats.org/wordprocessingml/2006/main" xmlns:w14="http://schemas.microsoft.com/office/word/2010/wordml" xmlns:w15="http://schemas.microsoft.com/office/word/2012/wordml" xmlns:wpg="http://schemas.microsoft.com/office/word/2010/wordprocessingGroup" xmlns:wpi="http://schemas.microsoft.com/office/word/2010/wordprocessingInk" xmlns:wne="http://schemas.microsoft.com/office/word/2006/wordml" xmlns:wps="http://schemas.microsoft.com/office/word/2010/wordprocessingShape" mc:Ignorable="w14 w15 wp14">
   <w:body>
+    <w:p>
+      <w:r>
+        <w:t>{%p for order in order_people %}</w:t>
+      </w:r>
+    </w:p>
     <w:tbl>
       <w:tblPr>
         <w:tblW w:w="0" w:type="auto"/>
@@ -27,37 +32,9 @@
             <w:tcW w:w="4680" w:type="dxa"/>
           </w:tcPr>
           <w:p>
-            <w:pPr>
-              <w:pStyle w:val="Heading1"/>
-              <w:keepNext w:val="0"/>
-              <w:tabs>
-                <w:tab w:val="clear" w:pos="5280"/>
-              </w:tabs>
-              <w:rPr>
-                <w:rFonts w:ascii="Times New Roman" w:hAnsi="Times New Roman"/>
-                <w:sz w:val="28"/>
-              </w:rPr>
-            </w:pPr>
-            <w:bookmarkStart w:id="0" w:name="_GoBack"/>
-            <w:bookmarkEnd w:id="0"/>
             <w:r>
-              <w:rPr>
-                <w:rFonts w:ascii="Times New Roman" w:hAnsi="Times New Roman"/>
-                <w:sz w:val="28"/>
-              </w:rPr>
-              <w:t xml:space="preserve">State of </w:t>
+              <w:t>State of Minnesota</w:t>
             </w:r>
-            <w:smartTag w:uri="urn:schemas-microsoft-com:office:smarttags" w:element="State">
-              <w:smartTag w:uri="urn:schemas-microsoft-com:office:smarttags" w:element="place">
-                <w:r>
-                  <w:rPr>
-                    <w:rFonts w:ascii="Times New Roman" w:hAnsi="Times New Roman"/>
-                    <w:sz w:val="28"/>
-                  </w:rPr>
-                  <w:t>Minnesota</w:t>
-                </w:r>
-              </w:smartTag>
-            </w:smartTag>
           </w:p>
         </w:tc>
         <w:tc>
@@ -65,9 +42,7 @@
             <w:tcW w:w="990" w:type="dxa"/>
           </w:tcPr>
           <w:p>
-            <w:r>
-              <w:t>Minnesota</w:t>
-            </w:r>
+            <w:r/>
           </w:p>
         </w:tc>
         <w:tc>
@@ -131,7 +106,7 @@
           </w:tcPr>
           <w:p>
             <w:r>
-              <w:t>County</w:t>
+              <w:t>County: {{ district_court_county }}</w:t>
             </w:r>
           </w:p>
         </w:tc>
@@ -140,9 +115,7 @@
             <w:tcW w:w="990" w:type="dxa"/>
           </w:tcPr>
           <w:p>
-            <w:r>
-              <w:t>{{ district_court_county }}</w:t>
-            </w:r>
+            <w:r/>
           </w:p>
         </w:tc>
         <w:tc>
@@ -365,7 +338,7 @@
         </w:rPr>
       </w:pPr>
       <w:r>
-        <w:t>{{ packet_caption }}</w:t>
+        <w:t>{{ order['caption'] }}</w:t>
       </w:r>
     </w:p>
     <w:p>
@@ -374,62 +347,7 @@
           <w:sz w:val="16"/>
         </w:rPr>
       </w:pPr>
-      <w:r>
-        <w:rPr>
-          <w:szCs w:val="24"/>
-        </w:rPr>
-        <w:t>First</w:t>
-      </w:r>
-      <w:r>
-        <w:rPr>
-          <w:szCs w:val="24"/>
-        </w:rPr>
-        <w:tab/>
-      </w:r>
-      <w:r>
-        <w:rPr>
-          <w:szCs w:val="24"/>
-        </w:rPr>
-        <w:tab/>
-        <w:t>Middle</w:t>
-      </w:r>
-      <w:r>
-        <w:rPr>
-          <w:szCs w:val="24"/>
-        </w:rPr>
-        <w:tab/>
-      </w:r>
-      <w:r>
-        <w:rPr>
-          <w:szCs w:val="24"/>
-        </w:rPr>
-        <w:tab/>
-      </w:r>
-      <w:r>
-        <w:rPr>
-          <w:szCs w:val="24"/>
-        </w:rPr>
-        <w:tab/>
-        <w:t>Last</w:t>
-      </w:r>
-      <w:r>
-        <w:rPr>
-          <w:szCs w:val="24"/>
-        </w:rPr>
-        <w:tab/>
-      </w:r>
-      <w:r>
-        <w:rPr>
-          <w:sz w:val="16"/>
-        </w:rPr>
-        <w:tab/>
-      </w:r>
-      <w:r>
-        <w:rPr>
-          <w:sz w:val="16"/>
-        </w:rPr>
-        <w:tab/>
-      </w:r>
+      <w:r/>
     </w:p>
     <w:p>
       <w:pPr>
@@ -689,53 +607,16 @@
         </w:rPr>
       </w:pPr>
       <w:r>
-        <w:t>{{ packet_requested_caption }}</w:t>
-      </w:r>
-    </w:p>
-    <w:p>
-      <w:pPr>
-        <w:rPr>
-          <w:szCs w:val="24"/>
-        </w:rPr>
-      </w:pPr>
-      <w:r>
-        <w:rPr>
-          <w:szCs w:val="24"/>
-        </w:rPr>
-        <w:t>First</w:t>
-      </w:r>
-      <w:r>
-        <w:rPr>
-          <w:szCs w:val="24"/>
-        </w:rPr>
-        <w:tab/>
-      </w:r>
-      <w:r>
-        <w:rPr>
-          <w:szCs w:val="24"/>
-        </w:rPr>
-        <w:tab/>
-        <w:t>Middle</w:t>
-      </w:r>
-      <w:r>
-        <w:rPr>
-          <w:szCs w:val="24"/>
-        </w:rPr>
-        <w:tab/>
-      </w:r>
-      <w:r>
-        <w:rPr>
-          <w:szCs w:val="24"/>
-        </w:rPr>
-        <w:tab/>
-      </w:r>
-      <w:r>
-        <w:rPr>
-          <w:szCs w:val="24"/>
-        </w:rPr>
-        <w:tab/>
-        <w:t>Last</w:t>
-      </w:r>
+        <w:t>{{ order['requested_caption'] }}</w:t>
+      </w:r>
+    </w:p>
+    <w:p>
+      <w:pPr>
+        <w:rPr>
+          <w:szCs w:val="24"/>
+        </w:rPr>
+      </w:pPr>
+      <w:r/>
     </w:p>
     <w:p>
       <w:pPr>
@@ -1330,10 +1211,6 @@
     </w:p>
     <w:p>
       <w:pPr>
-        <w:numPr>
-          <w:ilvl w:val="0"/>
-          <w:numId w:val="10"/>
-        </w:numPr>
         <w:spacing w:line="360" w:lineRule="auto"/>
         <w:ind w:right="432"/>
         <w:rPr>
@@ -1342,15 +1219,11 @@
         </w:rPr>
       </w:pPr>
       <w:r>
-        <w:t>{{ "☒" if request_for_applicant_name_change else "☐" }} To have his/her name changed to {{ applicant_requested_name }}</w:t>
-      </w:r>
-    </w:p>
-    <w:p>
-      <w:pPr>
-        <w:numPr>
-          <w:ilvl w:val="0"/>
-          <w:numId w:val="10"/>
-        </w:numPr>
+        <w:t>{{ "☒" if order['primary'] and request_for_applicant_name_change else "☐" }} To have his/her name changed to {{ applicant_requested_name if order['primary'] else "" }}</w:t>
+      </w:r>
+    </w:p>
+    <w:p>
+      <w:pPr>
         <w:spacing w:line="360" w:lineRule="auto"/>
         <w:ind w:right="432"/>
         <w:jc w:val="both"/>
@@ -1359,15 +1232,11 @@
         </w:rPr>
       </w:pPr>
       <w:r>
-        <w:t>{{ "☒" if request_for_applicant_name_change_on_birth_record else "☐" }} To have his/her name changed on birth records created or maintained by the Minnesota Department of Health to {{ birth_requested_name }}</w:t>
-      </w:r>
-    </w:p>
-    <w:p>
-      <w:pPr>
-        <w:numPr>
-          <w:ilvl w:val="0"/>
-          <w:numId w:val="9"/>
-        </w:numPr>
+        <w:t>{{ "☒" if order['primary'] and request_for_applicant_name_change_on_birth_record else "☐" }} To have his/her name changed on birth records created or maintained by the Minnesota Department of Health to {{ birth_requested_name if order['primary'] else "" }}</w:t>
+      </w:r>
+    </w:p>
+    <w:p>
+      <w:pPr>
         <w:spacing w:line="360" w:lineRule="auto"/>
         <w:ind w:right="432"/>
         <w:jc w:val="both"/>
@@ -1376,15 +1245,11 @@
         </w:rPr>
       </w:pPr>
       <w:r>
-        <w:t>{{ "☒" if request_sex_change_on_birth_record else "☐" }} To have his/her sex changed on birth records created or maintained by the Minnesota Department of Health to {{ sex_change if request_sex_change_on_birth_record else "" }}.</w:t>
-      </w:r>
-    </w:p>
-    <w:p>
-      <w:pPr>
-        <w:numPr>
-          <w:ilvl w:val="0"/>
-          <w:numId w:val="9"/>
-        </w:numPr>
+        <w:t>{{ "☒" if order['primary'] and request_sex_change_on_birth_record else "☐" }} To have his/her sex changed on birth records created or maintained by the Minnesota Department of Health to {{ sex_change if order['primary'] and request_sex_change_on_birth_record else "" }}.</w:t>
+      </w:r>
+    </w:p>
+    <w:p>
+      <w:pPr>
         <w:spacing w:line="360" w:lineRule="auto"/>
         <w:ind w:right="-144"/>
         <w:rPr>
@@ -1392,7 +1257,7 @@
         </w:rPr>
       </w:pPr>
       <w:r>
-        <w:t>{{ "☒" if replacement_birth_record else "☐" }} To have the Minnesota Department of Health issue and register a replacement birth record. Applicant further requests the prior birth record be kept confidential and the replacement birth record not to include any reference to Applicant’s {{ "☒" if omit_former_name else "☐" }} former name {{ "☒" if omit_former_sex else "☐" }} former sex.</w:t>
+        <w:t>{{ "☒" if order['primary'] and replacement_birth_record else "☐" }} To have the Minnesota Department of Health issue and register a replacement birth record. Applicant further requests the prior birth record be kept confidential and the replacement birth record not to include any reference to Applicant’s {{ "☒" if order['primary'] and omit_former_name else "☐" }} former name {{ "☒" if order['primary'] and omit_former_sex else "☐" }} former sex.</w:t>
       </w:r>
     </w:p>
     <w:p>
@@ -1404,7 +1269,7 @@
         </w:rPr>
       </w:pPr>
       <w:r>
-        <w:t>{{ "☒" if spouse_requested_name else "☐" }} To have the name of his/her spouse changed to {{ spouse_requested_name }}</w:t>
+        <w:t>{{ "☒" if order['spouse'] else "☐" }} To have the name of his/her spouse changed to {{ spouse_requested_name if order['spouse'] else "" }}</w:t>
       </w:r>
     </w:p>
     <w:p>
@@ -1417,7 +1282,7 @@
         </w:rPr>
       </w:pPr>
       <w:r>
-        <w:t>{{ "☒" if children_requested_summary else "☐" }} To have the name(s) of his/her child (ren) changed to {{ children_requested_summary }}</w:t>
+        <w:t>{{ "☒" if order['children'] else "☐" }} To have the name(s) of his/her child (ren) changed to {{ order['children'] }}</w:t>
       </w:r>
     </w:p>
     <w:p>
@@ -3645,6 +3510,26 @@
           <w:szCs w:val="24"/>
         </w:rPr>
         <w:t xml:space="preserve">Failure to do so is a gross misdemeanor punishable by up to one (1) year in prison and/or a fine of $3000.  </w:t>
+      </w:r>
+    </w:p>
+    <w:p>
+      <w:r>
+        <w:t>{%p if not loop.last %}</w:t>
+      </w:r>
+    </w:p>
+    <w:p>
+      <w:r>
+        <w:br w:type="page"/>
+      </w:r>
+    </w:p>
+    <w:p>
+      <w:r>
+        <w:t>{%p endif %}</w:t>
+      </w:r>
+    </w:p>
+    <w:p>
+      <w:r>
+        <w:t>{%p endfor %}</w:t>
       </w:r>
     </w:p>
     <w:sectPr>
